--- a/_test_fixture_abbr.docx
+++ b/_test_fixture_abbr.docx
@@ -215,6 +215,81 @@
                 <w:rFonts w:hint="eastAsia"/>
               </w:rPr>
               <w:t xml:space="preserve">第二张表无标准表头按首两列取值</w:t>
+            </w:r>
+          </w:p>
+        </w:tc>
+      </w:tr>
+    </w:tbl>
+    <w:tbl>
+      <w:tblPr/>
+      <w:tr>
+        <w:tc>
+          <w:tcPr/>
+          <w:p>
+            <w:pPr>
+              <w:pStyle w:val="Compact"/>
+            </w:pPr>
+            <w:r>
+              <w:t xml:space="preserve">定义</w:t>
+            </w:r>
+          </w:p>
+        </w:tc>
+        <w:tc>
+          <w:tcPr/>
+          <w:p>
+            <w:pPr>
+              <w:pStyle w:val="Compact"/>
+            </w:pPr>
+            <w:r>
+              <w:t xml:space="preserve">描述</w:t>
+            </w:r>
+          </w:p>
+        </w:tc>
+      </w:tr>
+      <w:tr>
+        <w:tc>
+          <w:tcPr/>
+          <w:p>
+            <w:pPr>
+              <w:pStyle w:val="Compact"/>
+            </w:pPr>
+            <w:r>
+              <w:t xml:space="preserve">master core</w:t>
+            </w:r>
+          </w:p>
+        </w:tc>
+        <w:tc>
+          <w:tcPr/>
+          <w:p>
+            <w:pPr>
+              <w:pStyle w:val="Compact"/>
+            </w:pPr>
+            <w:r>
+              <w:t xml:space="preserve">μC 上电时运行的 core。一般为 core0（同 MCAL 定义的 master core）。</w:t>
+            </w:r>
+          </w:p>
+        </w:tc>
+      </w:tr>
+      <w:tr>
+        <w:tc>
+          <w:tcPr/>
+          <w:p>
+            <w:pPr>
+              <w:pStyle w:val="Compact"/>
+            </w:pPr>
+            <w:r>
+              <w:t xml:space="preserve">satellite core</w:t>
+            </w:r>
+          </w:p>
+        </w:tc>
+        <w:tc>
+          <w:tcPr/>
+          <w:p>
+            <w:pPr>
+              <w:pStyle w:val="Compact"/>
+            </w:pPr>
+            <w:r>
+              <w:t xml:space="preserve">除 master core 以外的 core，配合 master core 工作。</w:t>
             </w:r>
           </w:p>
         </w:tc>
